--- a/data/analysis/Reportes/Archivo/Analisis_Hidrometeorologico_2026-10-21.docx
+++ b/data/analysis/Reportes/Archivo/Analisis_Hidrometeorologico_2026-10-21.docx
@@ -35,7 +35,7 @@
           <w:rFonts w:ascii="Arial" w:hAnsi="Arial"/>
           <w:sz w:val="19"/>
         </w:rPr>
-        <w:t>CORTE: 2026-10-21 00:55</w:t>
+        <w:t>CORTE: 2026-10-21 11:00</w:t>
       </w:r>
     </w:p>
     <w:p>
@@ -75,7 +75,7 @@
           <w:rFonts w:ascii="Arial" w:hAnsi="Arial"/>
           <w:sz w:val="19"/>
         </w:rPr>
-        <w:t>Al corte de las 00:55 h, la lectura debe mantenerse integrada y no por cuencas aisladas. La señal hidrométrica más reciente tiene como referencia principal el corte vigente de niveles y la lluvia observada/prevista sobre Guatemala, Chiapas y Tabasco. El mayor cambio de 24 h entre estaciones observadas es Boca del Cerro +1.33 m/24 h. La prioridad operativa es confirmar cualquier cambio de escenario con coincidencia de lluvia, saturación, niveles, caudales y operación de presas; el pronóstico por sí solo no constituye una creciente confirmada.</w:t>
+        <w:t>Al corte de las 11:00 h, la lectura debe mantenerse integrada y no por cuencas aisladas. La señal hidrométrica más reciente tiene como referencia principal el corte vigente de niveles y la lluvia observada/prevista sobre Guatemala, Chiapas y Tabasco. El mayor cambio de 24 h entre estaciones observadas es Boca del Cerro +1.36 m/24 h. La prioridad operativa es confirmar cualquier cambio de escenario con coincidencia de lluvia, saturación, niveles, caudales y operación de presas; el pronóstico por sí solo no constituye una creciente confirmada.</w:t>
       </w:r>
     </w:p>
     <w:p>
@@ -315,7 +315,7 @@
           <w:rFonts w:ascii="Arial" w:hAnsi="Arial"/>
           <w:sz w:val="19"/>
         </w:rPr>
-        <w:t>Boca del Cerro registra 17.91 m, con variación de 24 h +1.33 m. En la cuenca alta de Guatemala, El Tigre reporta 11.07 m y 3321.7 m³/s; El Porvenir/La Pasión 4.40 m y 813.1 m³/s. La secuencia de vigilancia se mantiene Guatemala → Lacantún → Boca del Cerro/Tenosique → Balancán → Emiliano Zapata → Jonuta → Centla. Pronóstico SMN para Usumacinta: 0-24 h: 50 a 75 mm; 24-48 h: 50 a 75 mm; 48-72 h: 25 a 50 mm; 72-96 h: 5 a 25 mm.</w:t>
+        <w:t>Boca del Cerro registra 18.69 m, con variación de 24 h +1.36 m. En la cuenca alta de Guatemala, El Tigre reporta 11.07 m y 3321.7 m³/s; El Porvenir/La Pasión 4.40 m y 813.1 m³/s. La secuencia de vigilancia se mantiene Guatemala → Boca del Cerro/Tenosique → Balancán → Emiliano Zapata → Jonuta → Centla. Pronóstico SMN para Usumacinta: 0-24 h: 50 a 75 mm; 24-48 h: 50 a 75 mm; 48-72 h: 5 a 25 mm; 72-96 h: 5 a 25 mm.</w:t>
       </w:r>
     </w:p>
     <w:tbl>
@@ -435,53 +435,6 @@
                 <w:b w:val="0"/>
                 <w:sz w:val="16"/>
               </w:rPr>
-              <w:t>Lacantún (BHG21, Ocosingo)</w:t>
-            </w:r>
-          </w:p>
-        </w:tc>
-        <w:tc>
-          <w:tcPr>
-            <w:tcW w:type="dxa" w:w="3504"/>
-          </w:tcPr>
-          <w:p>
-            <w:r>
-              <w:rPr>
-                <w:rFonts w:ascii="Arial" w:hAnsi="Arial"/>
-                <w:b w:val="0"/>
-                <w:sz w:val="16"/>
-              </w:rPr>
-              <w:t>140.95 m; 1900.00 m³/s; lluvia 24 h 7.9 mm</w:t>
-            </w:r>
-          </w:p>
-        </w:tc>
-        <w:tc>
-          <w:tcPr>
-            <w:tcW w:type="dxa" w:w="3504"/>
-          </w:tcPr>
-          <w:p>
-            <w:r>
-              <w:rPr>
-                <w:rFonts w:ascii="Arial" w:hAnsi="Arial"/>
-                <w:b w:val="0"/>
-                <w:sz w:val="16"/>
-              </w:rPr>
-              <w:t>Aporte de cuenca alta antes de Boca del Cerro; valorar su tendencia junto con Guatemala y la respuesta posterior en Tenosique.</w:t>
-            </w:r>
-          </w:p>
-        </w:tc>
-      </w:tr>
-      <w:tr>
-        <w:tc>
-          <w:tcPr>
-            <w:tcW w:type="dxa" w:w="3504"/>
-          </w:tcPr>
-          <w:p>
-            <w:r>
-              <w:rPr>
-                <w:rFonts w:ascii="Arial" w:hAnsi="Arial"/>
-                <w:b w:val="0"/>
-                <w:sz w:val="16"/>
-              </w:rPr>
               <w:t>Boca del Cerro</w:t>
             </w:r>
           </w:p>
@@ -497,7 +450,7 @@
                 <w:b w:val="0"/>
                 <w:sz w:val="16"/>
               </w:rPr>
-              <w:t>17.91 m; Δ24 h +1.33 m</w:t>
+              <w:t>18.69 m; Δ24 h +1.36 m</w:t>
             </w:r>
           </w:p>
         </w:tc>
@@ -535,7 +488,7 @@
           <w:rFonts w:ascii="Arial" w:hAnsi="Arial"/>
           <w:sz w:val="19"/>
         </w:rPr>
-        <w:t>Los Ríos Serranos tienen respuesta más rápida que el Usumacinta. Oxolotán 35.35 m, Tapijulapa 17.34 m, Teapa 34.84 m y Puyacatengo 25.24 m. Deben vigilarse primero lluvia horaria y estaciones aguas arriba antes de esperar una respuesta en el Grijalva de Villahermosa. Pronóstico SMN Bajo Grijalva–Ríos de la Sierra: 0-24 h: 50 a 75 mm; 24-48 h: 50 a 75 mm; 48-72 h: 25 a 50 mm; 72-96 h: 5 a 25 mm.</w:t>
+        <w:t>Los Ríos Serranos tienen respuesta más rápida que el Usumacinta. Oxolotán 35.73 m, Tapijulapa 17.55 m, Teapa 35.31 m y Puyacatengo 25.42 m. Deben vigilarse primero lluvia horaria y estaciones aguas arriba antes de esperar una respuesta en el Grijalva de Villahermosa. Pronóstico SMN Bajo Grijalva–Ríos de la Sierra: 0-24 h: 50 a 75 mm; 24-48 h: 50 a 75 mm; 48-72 h: 25 a 50 mm; 72-96 h: 5 a 25 mm.</w:t>
       </w:r>
     </w:p>
     <w:tbl>
@@ -764,7 +717,7 @@
                 <w:b w:val="0"/>
                 <w:sz w:val="16"/>
               </w:rPr>
-              <w:t>Salto de Agua 6.45 m; Macuspana 6.15 m</w:t>
+              <w:t>Salto de Agua 7.15 m; Macuspana 6.06 m</w:t>
             </w:r>
           </w:p>
         </w:tc>
@@ -938,7 +891,7 @@
                 <w:b w:val="0"/>
                 <w:sz w:val="16"/>
               </w:rPr>
-              <w:t>517.57</w:t>
+              <w:t>517.60</w:t>
             </w:r>
           </w:p>
         </w:tc>
@@ -953,7 +906,7 @@
                 <w:b w:val="0"/>
                 <w:sz w:val="16"/>
               </w:rPr>
-              <w:t>49.92</w:t>
+              <w:t>50.00</w:t>
             </w:r>
           </w:p>
         </w:tc>
@@ -968,7 +921,7 @@
                 <w:b w:val="0"/>
                 <w:sz w:val="16"/>
               </w:rPr>
-              <w:t>176.98</w:t>
+              <w:t>129.56</w:t>
             </w:r>
           </w:p>
         </w:tc>
@@ -998,7 +951,7 @@
                 <w:b w:val="0"/>
                 <w:sz w:val="16"/>
               </w:rPr>
-              <w:t>+0.02</w:t>
+              <w:t>+0.03</w:t>
             </w:r>
           </w:p>
         </w:tc>
@@ -1030,7 +983,7 @@
                 <w:b w:val="0"/>
                 <w:sz w:val="16"/>
               </w:rPr>
-              <w:t>391.72</w:t>
+              <w:t>391.21</w:t>
             </w:r>
           </w:p>
         </w:tc>
@@ -1045,7 +998,7 @@
                 <w:b w:val="0"/>
                 <w:sz w:val="16"/>
               </w:rPr>
-              <w:t>98.68</w:t>
+              <w:t>97.80</w:t>
             </w:r>
           </w:p>
         </w:tc>
@@ -1060,7 +1013,7 @@
                 <w:b w:val="0"/>
                 <w:sz w:val="16"/>
               </w:rPr>
-              <w:t>144.82</w:t>
+              <w:t>278.33</w:t>
             </w:r>
           </w:p>
         </w:tc>
@@ -1075,7 +1028,7 @@
                 <w:b w:val="0"/>
                 <w:sz w:val="16"/>
               </w:rPr>
-              <w:t>0.0</w:t>
+              <w:t>1.7</w:t>
             </w:r>
           </w:p>
         </w:tc>
@@ -1090,7 +1043,7 @@
                 <w:b w:val="0"/>
                 <w:sz w:val="16"/>
               </w:rPr>
-              <w:t>+0.17</w:t>
+              <w:t>-0.51</w:t>
             </w:r>
           </w:p>
         </w:tc>
@@ -1122,7 +1075,7 @@
                 <w:b w:val="0"/>
                 <w:sz w:val="16"/>
               </w:rPr>
-              <w:t>165.32</w:t>
+              <w:t>165.51</w:t>
             </w:r>
           </w:p>
         </w:tc>
@@ -1137,7 +1090,7 @@
                 <w:b w:val="0"/>
                 <w:sz w:val="16"/>
               </w:rPr>
-              <w:t>61.78</w:t>
+              <w:t>62.16</w:t>
             </w:r>
           </w:p>
         </w:tc>
@@ -1152,7 +1105,7 @@
                 <w:b w:val="0"/>
                 <w:sz w:val="16"/>
               </w:rPr>
-              <w:t>0.00</w:t>
+              <w:t>228.42</w:t>
             </w:r>
           </w:p>
         </w:tc>
@@ -1167,7 +1120,7 @@
                 <w:b w:val="0"/>
                 <w:sz w:val="16"/>
               </w:rPr>
-              <w:t>6.7</w:t>
+              <w:t>39.4</w:t>
             </w:r>
           </w:p>
         </w:tc>
@@ -1182,7 +1135,7 @@
                 <w:b w:val="0"/>
                 <w:sz w:val="16"/>
               </w:rPr>
-              <w:t>+0.16</w:t>
+              <w:t>+0.19</w:t>
             </w:r>
           </w:p>
         </w:tc>
@@ -1214,7 +1167,7 @@
                 <w:b w:val="0"/>
                 <w:sz w:val="16"/>
               </w:rPr>
-              <w:t>85.24</w:t>
+              <w:t>85.90</w:t>
             </w:r>
           </w:p>
         </w:tc>
@@ -1229,7 +1182,7 @@
                 <w:b w:val="0"/>
                 <w:sz w:val="16"/>
               </w:rPr>
-              <w:t>77.82</w:t>
+              <w:t>83.34</w:t>
             </w:r>
           </w:p>
         </w:tc>
@@ -1244,7 +1197,7 @@
                 <w:b w:val="0"/>
                 <w:sz w:val="16"/>
               </w:rPr>
-              <w:t>460.00</w:t>
+              <w:t>415.83</w:t>
             </w:r>
           </w:p>
         </w:tc>
@@ -1259,7 +1212,7 @@
                 <w:b w:val="0"/>
                 <w:sz w:val="16"/>
               </w:rPr>
-              <w:t>19.5</w:t>
+              <w:t>54.4</w:t>
             </w:r>
           </w:p>
         </w:tc>
@@ -1274,7 +1227,7 @@
                 <w:b w:val="0"/>
                 <w:sz w:val="16"/>
               </w:rPr>
-              <w:t>-0.07</w:t>
+              <w:t>+0.66</w:t>
             </w:r>
           </w:p>
         </w:tc>
@@ -1297,7 +1250,7 @@
           <w:rFonts w:ascii="Arial" w:hAnsi="Arial"/>
           <w:sz w:val="19"/>
         </w:rPr>
-        <w:t>Samaria registra 12.07 m y González/Carrizal 3.76 m. El gasto de Peñitas no debe equipararse automáticamente con el gasto que llega a cada brazo: deben incorporarse Platanar y otras aportaciones de cuenca libre y considerar la distribución hidráulica posterior. Como referencia operativa se conserva aproximadamente 70 % hacia Samaria y 30 % hacia Carrizal, sujeta a condiciones hidráulicas y a la operación de El Macayo.</w:t>
+        <w:t>Samaria registra 12.08 m y González/Carrizal 3.62 m. El gasto de Peñitas no debe equipararse automáticamente con el gasto que llega a cada brazo: deben incorporarse Platanar y otras aportaciones de cuenca libre y considerar la distribución hidráulica posterior. Como referencia operativa se conserva aproximadamente 70 % hacia Samaria y 30 % hacia Carrizal, sujeta a condiciones hidráulicas y a la operación de El Macayo.</w:t>
       </w:r>
     </w:p>
     <w:tbl>
@@ -1432,7 +1385,7 @@
                 <w:b w:val="0"/>
                 <w:sz w:val="16"/>
               </w:rPr>
-              <w:t>12.07 m</w:t>
+              <w:t>12.08 m</w:t>
             </w:r>
           </w:p>
         </w:tc>
@@ -1479,7 +1432,7 @@
                 <w:b w:val="0"/>
                 <w:sz w:val="16"/>
               </w:rPr>
-              <w:t>González 3.76 m</w:t>
+              <w:t>González 3.62 m</w:t>
             </w:r>
           </w:p>
         </w:tc>
@@ -1953,7 +1906,7 @@
           <w:rFonts w:ascii="Arial" w:hAnsi="Arial"/>
           <w:sz w:val="19"/>
         </w:rPr>
-        <w:t>El diagnóstico integrado del corte de las 00:55 h se mantiene condicionado por la evolución conjunta de Guatemala–Usumacinta–Boca del Cerro, Ríos Serranos–Pichucalco–Grijalva bajo, la cascada de presas y Peñitas/cuenca libre–Mezcalapa–Samaria–Carrizal. Ningún componente debe interpretarse de manera aislada. La señal operativa debe escalar únicamente cuando coincidan magnitud, persistencia y respuesta observada.</w:t>
+        <w:t>El diagnóstico integrado del corte de las 11:00 h se mantiene condicionado por la evolución conjunta de Guatemala–Usumacinta–Boca del Cerro, Ríos Serranos–Pichucalco–Grijalva bajo, la cascada de presas y Peñitas/cuenca libre–Mezcalapa–Samaria–Carrizal. Ningún componente debe interpretarse de manera aislada. La señal operativa debe escalar únicamente cuando coincidan magnitud, persistencia y respuesta observada.</w:t>
       </w:r>
     </w:p>
     <w:p>
@@ -2059,7 +2012,7 @@
           <w:rFonts w:ascii="Arial" w:hAnsi="Arial"/>
           <w:sz w:val="19"/>
         </w:rPr>
-        <w:t>WeatherLink: AMATÁN PCIVILCHIAPAS 58.6 mm/24 h</w:t>
+        <w:t>WeatherLink: PICHUCALCO PCIVILCHIAPAS 89.9 mm/24 h</w:t>
       </w:r>
     </w:p>
     <w:p>
@@ -2071,7 +2024,7 @@
           <w:rFonts w:ascii="Arial" w:hAnsi="Arial"/>
           <w:sz w:val="19"/>
         </w:rPr>
-        <w:t>WeatherLink: PICHUCALCO PCIVILCHIAPAS 34.1 mm/24 h</w:t>
+        <w:t>WeatherLink: OSTUACÁN PCIVILCHIAPAS 86.4 mm/24 h</w:t>
       </w:r>
     </w:p>
     <w:p>
@@ -2083,7 +2036,7 @@
           <w:rFonts w:ascii="Arial" w:hAnsi="Arial"/>
           <w:sz w:val="19"/>
         </w:rPr>
-        <w:t>WeatherLink: CHILÓN PCIVILCHIAPAS 24.9 mm/24 h</w:t>
+        <w:t>WeatherLink: AMATÁN PCIVILCHIAPAS 52.5 mm/24 h</w:t>
       </w:r>
     </w:p>
     <w:p>
@@ -2095,7 +2048,7 @@
           <w:rFonts w:ascii="Arial" w:hAnsi="Arial"/>
           <w:sz w:val="19"/>
         </w:rPr>
-        <w:t>WeatherLink: SAN CAYETANO CONSOLA 24.4 mm/24 h</w:t>
+        <w:t>WeatherLink: SAN CAYETANO CONSOLA 48.0 mm/24 h</w:t>
       </w:r>
     </w:p>
     <w:p>
@@ -2107,7 +2060,7 @@
           <w:rFonts w:ascii="Arial" w:hAnsi="Arial"/>
           <w:sz w:val="19"/>
         </w:rPr>
-        <w:t>WeatherLink: OSTUACÁN PCIVILCHIAPAS 23.2 mm/24 h</w:t>
+        <w:t>WeatherLink: REFORMA PCIVILCHIAPAS 28.9 mm/24 h</w:t>
       </w:r>
     </w:p>
     <w:p>
@@ -2119,7 +2072,7 @@
           <w:rFonts w:ascii="Arial" w:hAnsi="Arial"/>
           <w:sz w:val="19"/>
         </w:rPr>
-        <w:t>CONAGUA: HUIMANGUILLO (INIFAP) 76.2 mm/24 h</w:t>
+        <w:t>CONAGUA: CHAPULTENANGO 136.8 mm/24 h</w:t>
       </w:r>
     </w:p>
     <w:p>
@@ -2131,7 +2084,7 @@
           <w:rFonts w:ascii="Arial" w:hAnsi="Arial"/>
           <w:sz w:val="19"/>
         </w:rPr>
-        <w:t>CONAGUA: PUENTE TONALÁ 68.8 mm/24 h</w:t>
+        <w:t>CONAGUA: PLATANAR 123.8 mm/24 h</w:t>
       </w:r>
     </w:p>
     <w:p>
@@ -2143,7 +2096,7 @@
           <w:rFonts w:ascii="Arial" w:hAnsi="Arial"/>
           <w:sz w:val="19"/>
         </w:rPr>
-        <w:t>CONAGUA: CHAPULTENANGO 44.1 mm/24 h</w:t>
+        <w:t>CONAGUA: OXOLOTÁN 56.0 mm/24 h</w:t>
       </w:r>
     </w:p>
     <w:p>
@@ -2155,7 +2108,7 @@
           <w:rFonts w:ascii="Arial" w:hAnsi="Arial"/>
           <w:sz w:val="19"/>
         </w:rPr>
-        <w:t>CONAGUA: SÁNCHEZ MAGALLANEZ 33.2 mm/24 h</w:t>
+        <w:t>CONAGUA: PEÑITAS 54.4 mm/24 h</w:t>
       </w:r>
     </w:p>
     <w:p>
@@ -2167,7 +2120,7 @@
           <w:rFonts w:ascii="Arial" w:hAnsi="Arial"/>
           <w:sz w:val="19"/>
         </w:rPr>
-        <w:t>CONAGUA: PEÑITAS 19.5 mm/24 h</w:t>
+        <w:t>CONAGUA: HUIMANGUILLO (INIFAP) 50.8 mm/24 h</w:t>
       </w:r>
     </w:p>
     <w:p>
@@ -2282,7 +2235,7 @@
                 <w:b w:val="0"/>
                 <w:sz w:val="16"/>
               </w:rPr>
-              <w:t>2026-10-20T08:41:49-06:00</w:t>
+              <w:t>2026-10-21T08:30:46-06:00</w:t>
             </w:r>
           </w:p>
         </w:tc>
@@ -2297,7 +2250,7 @@
                 <w:b w:val="0"/>
                 <w:sz w:val="16"/>
               </w:rPr>
-              <w:t>2026-10-20T08:47:01.957082-06:00</w:t>
+              <w:t>2026-10-21T09:04:04.876688-06:00</w:t>
             </w:r>
           </w:p>
         </w:tc>
@@ -2344,7 +2297,7 @@
                 <w:b w:val="0"/>
                 <w:sz w:val="16"/>
               </w:rPr>
-              <w:t>2026-10-20T10:14:41-06:00</w:t>
+              <w:t>2026-10-21T10:11:57-06:00</w:t>
             </w:r>
           </w:p>
         </w:tc>
@@ -2359,7 +2312,7 @@
                 <w:b w:val="0"/>
                 <w:sz w:val="16"/>
               </w:rPr>
-              <w:t>2026-10-20T10:16:17.973430-06:00</w:t>
+              <w:t>2026-10-21T10:16:14.998202-06:00</w:t>
             </w:r>
           </w:p>
         </w:tc>
@@ -2501,7 +2454,7 @@
           <w:rFonts w:ascii="Arial" w:hAnsi="Arial"/>
           <w:sz w:val="19"/>
         </w:rPr>
-        <w:t>El Porvenir–La Pasión: nivel 5.91 m · caudal 1493.31 m³/s.</w:t>
+        <w:t>El Porvenir–La Pasión: nivel 6.00 m · caudal 461.88 m³/s.</w:t>
       </w:r>
     </w:p>
     <w:p>
@@ -2513,7 +2466,7 @@
           <w:rFonts w:ascii="Arial" w:hAnsi="Arial"/>
           <w:sz w:val="19"/>
         </w:rPr>
-        <w:t>El Tigre–Usumacinta: nivel 13.92 m · caudal 4560.78 m³/s.</w:t>
+        <w:t>El Tigre–Usumacinta: nivel 14.03 m · caudal 4608.61 m³/s.</w:t>
       </w:r>
     </w:p>
     <w:p>
@@ -2525,7 +2478,7 @@
           <w:rFonts w:ascii="Arial" w:hAnsi="Arial"/>
           <w:sz w:val="19"/>
         </w:rPr>
-        <w:t>Cadena de seguimiento en Tabasco: Boca del Cerro: 17.91 m · Δ24 h +1.33 m → Balancán: s/d → Emiliano Zapata: s/d → Jonuta: s/d → Centla/Tres Brazos: s/d.</w:t>
+        <w:t>Cadena de seguimiento en Tabasco: Boca del Cerro: 18.69 m · Δ24 h +1.36 m → Balancán: s/d → Emiliano Zapata: s/d → Jonuta: s/d → Centla/Tres Brazos: s/d.</w:t>
       </w:r>
     </w:p>
     <w:p>
@@ -2537,7 +2490,7 @@
           <w:rFonts w:ascii="Arial" w:hAnsi="Arial"/>
           <w:sz w:val="19"/>
         </w:rPr>
-        <w:t>Evolución El Tigre: Δ nivel +0.230 m en 6.0 h; tendencia incrementando.</w:t>
+        <w:t>Evolución El Tigre: Δ nivel +0.110 m en 12.0 h; tendencia incrementando.</w:t>
       </w:r>
     </w:p>
     <w:p>
